--- a/Publication/Description.docx
+++ b/Publication/Description.docx
@@ -282,6 +282,61 @@
           <w:lang w:eastAsia="ru-RU"/>
         </w:rPr>
         <w:br w:type="page"/>
+      </w:r>
+      <w:r>
+        <w:rPr>
+          <w:rFonts w:ascii="Times New Roman" w:hAnsi="Times New Roman" w:cs="Times New Roman"/>
+          <w:noProof/>
+          <w:sz w:val="28"/>
+          <w:szCs w:val="28"/>
+          <w:lang w:eastAsia="ru-RU"/>
+        </w:rPr>
+        <w:lastRenderedPageBreak/>
+        <w:drawing>
+          <wp:inline distT="0" distB="0" distL="0" distR="0">
+            <wp:extent cx="4505325" cy="8505825"/>
+            <wp:effectExtent l="19050" t="0" r="9525" b="0"/>
+            <wp:docPr id="4" name="Рисунок 4"/>
+            <wp:cNvGraphicFramePr>
+              <a:graphicFrameLocks xmlns:a="http://schemas.openxmlformats.org/drawingml/2006/main" noChangeAspect="1"/>
+            </wp:cNvGraphicFramePr>
+            <a:graphic xmlns:a="http://schemas.openxmlformats.org/drawingml/2006/main">
+              <a:graphicData uri="http://schemas.openxmlformats.org/drawingml/2006/picture">
+                <pic:pic xmlns:pic="http://schemas.openxmlformats.org/drawingml/2006/picture">
+                  <pic:nvPicPr>
+                    <pic:cNvPr id="0" name="Picture 4"/>
+                    <pic:cNvPicPr>
+                      <a:picLocks noChangeAspect="1" noChangeArrowheads="1"/>
+                    </pic:cNvPicPr>
+                  </pic:nvPicPr>
+                  <pic:blipFill>
+                    <a:blip r:embed="rId4" cstate="print"/>
+                    <a:srcRect/>
+                    <a:stretch>
+                      <a:fillRect/>
+                    </a:stretch>
+                  </pic:blipFill>
+                  <pic:spPr bwMode="auto">
+                    <a:xfrm>
+                      <a:off x="0" y="0"/>
+                      <a:ext cx="4505325" cy="8505825"/>
+                    </a:xfrm>
+                    <a:prstGeom prst="rect">
+                      <a:avLst/>
+                    </a:prstGeom>
+                    <a:noFill/>
+                    <a:ln w="9525">
+                      <a:noFill/>
+                      <a:miter lim="800000"/>
+                      <a:headEnd/>
+                      <a:tailEnd/>
+                    </a:ln>
+                  </pic:spPr>
+                </pic:pic>
+              </a:graphicData>
+            </a:graphic>
+          </wp:inline>
+        </w:drawing>
       </w:r>
     </w:p>
     <w:p>
@@ -321,7 +376,7 @@
                     </pic:cNvPicPr>
                   </pic:nvPicPr>
                   <pic:blipFill>
-                    <a:blip r:embed="rId4" cstate="print"/>
+                    <a:blip r:embed="rId5" cstate="print"/>
                     <a:srcRect/>
                     <a:stretch>
                       <a:fillRect/>
@@ -384,7 +439,7 @@
                     </pic:cNvPicPr>
                   </pic:nvPicPr>
                   <pic:blipFill>
-                    <a:blip r:embed="rId5" cstate="print"/>
+                    <a:blip r:embed="rId6" cstate="print"/>
                     <a:srcRect/>
                     <a:stretch>
                       <a:fillRect/>
@@ -439,7 +494,7 @@
                     </pic:cNvPicPr>
                   </pic:nvPicPr>
                   <pic:blipFill>
-                    <a:blip r:embed="rId6" cstate="print"/>
+                    <a:blip r:embed="rId7" cstate="print"/>
                     <a:srcRect/>
                     <a:stretch>
                       <a:fillRect/>
@@ -494,7 +549,7 @@
                     </pic:cNvPicPr>
                   </pic:nvPicPr>
                   <pic:blipFill>
-                    <a:blip r:embed="rId7" cstate="print"/>
+                    <a:blip r:embed="rId8" cstate="print"/>
                     <a:srcRect/>
                     <a:stretch>
                       <a:fillRect/>
@@ -1069,7 +1124,7 @@
   <a:extraClrSchemeLst/>
   <a:extLst>
     <a:ext uri="{05A4C25C-085E-4340-85A3-A5531E510DB2}">
-      <thm15:themeFamily xmlns="" xmlns:thm15="http://schemas.microsoft.com/office/thememl/2012/main" name="Office Theme" id="{62F939B6-93AF-4DB8-9C6B-D6C7DFDC589F}" vid="{4A3C46E8-61CC-4603-A589-7422A47A8E4A}"/>
+      <thm15:themeFamily xmlns:thm15="http://schemas.microsoft.com/office/thememl/2012/main" xmlns="" name="Office Theme" id="{62F939B6-93AF-4DB8-9C6B-D6C7DFDC589F}" vid="{4A3C46E8-61CC-4603-A589-7422A47A8E4A}"/>
     </a:ext>
   </a:extLst>
 </a:theme>
